--- a/pr-preview/pr-162/estimation-handout.docx
+++ b/pr-preview/pr-162/estimation-handout.docx
@@ -15,7 +15,7 @@
         <w:pStyle w:val="Date"/>
       </w:pPr>
       <w:r>
-        <w:t xml:space="preserve">Last modified: 2026-10-14 13:15:14 (PDT)</w:t>
+        <w:t xml:space="preserve">Last modified: 2026-10-14 14:05:35 (PDT)</w:t>
       </w:r>
     </w:p>
     <w:bookmarkStart w:id="14" w:name="scientific-models"/>
@@ -17105,7 +17105,29 @@
         <w:t xml:space="preserve">Remark 3</w:t>
       </w:r>
       <w:r>
-        <w:t xml:space="preserve"> (The same split for predictions). </w:t>
+        <w:t xml:space="preserve"> (Estimation versus prediction). </w:t>
+      </w:r>
+      <w:r>
+        <w:t xml:space="preserve">The squared-error split has two forms, and they differ in what the estimate is compared with.</w:t>
+      </w:r>
+    </w:p>
+    <w:p>
+      <w:pPr>
+        <w:pStyle w:val="Compact"/>
+        <w:numPr>
+          <w:ilvl w:val="0"/>
+          <w:numId w:val="1002"/>
+        </w:numPr>
+      </w:pPr>
+      <w:r>
+        <w:rPr>
+          <w:b/>
+          <w:bCs/>
+        </w:rPr>
+        <w:t xml:space="preserve">Estimation.</w:t>
+      </w:r>
+      <w:r>
+        <w:t xml:space="preserve"> </w:t>
       </w:r>
       <w:hyperlink w:anchor="thm-mse-bias-variance">
         <w:r>
@@ -17119,35 +17141,90 @@
         <w:t xml:space="preserve"> </w:t>
       </w:r>
       <w:r>
-        <w:t xml:space="preserve">concerns an estimator of a parameter.</w:t>
-      </w:r>
-      <w:r>
-        <w:t xml:space="preserve"> </w:t>
-      </w:r>
-      <w:r>
-        <w:t xml:space="preserve">For the squared error of a</w:t>
-      </w:r>
-      <w:r>
-        <w:t xml:space="preserve"> </w:t>
-      </w:r>
+        <w:t xml:space="preserve">compares an estimator</w:t>
+      </w:r>
+      <w:r>
+        <w:t xml:space="preserve"> </w:t>
+      </w:r>
+      <m:oMath>
+        <m:acc>
+          <m:accPr>
+            <m:chr m:val="̂"/>
+          </m:accPr>
+          <m:e>
+            <m:r>
+              <m:t>θ</m:t>
+            </m:r>
+          </m:e>
+        </m:acc>
+      </m:oMath>
+      <w:r>
+        <w:t xml:space="preserve"> </w:t>
+      </w:r>
+      <w:r>
+        <w:t xml:space="preserve">with a fixed parameter</w:t>
+      </w:r>
+      <w:r>
+        <w:t xml:space="preserve"> </w:t>
+      </w:r>
+      <m:oMath>
+        <m:r>
+          <m:t>θ</m:t>
+        </m:r>
+      </m:oMath>
+      <w:r>
+        <w:t xml:space="preserve">.</w:t>
+      </w:r>
+      <w:r>
+        <w:t xml:space="preserve"> </w:t>
+      </w:r>
+      <w:r>
+        <w:t xml:space="preserve">The target is a constant, so the expected squared error is squared bias plus variance, with no other term.</w:t>
+      </w:r>
+    </w:p>
+    <w:p>
+      <w:pPr>
+        <w:pStyle w:val="Compact"/>
+        <w:numPr>
+          <w:ilvl w:val="0"/>
+          <w:numId w:val="1002"/>
+        </w:numPr>
+      </w:pPr>
       <w:r>
         <w:rPr>
-          <w:i/>
-          <w:iCs/>
+          <w:b/>
+          <w:bCs/>
         </w:rPr>
-        <w:t xml:space="preserve">prediction</w:t>
-      </w:r>
-      <w:r>
-        <w:t xml:space="preserve"> </w:t>
-      </w:r>
-      <w:r>
-        <w:t xml:space="preserve">of a new outcome,</w:t>
-      </w:r>
-      <w:r>
-        <w:t xml:space="preserve"> </w:t>
-      </w:r>
-      <w:r>
-        <w:t xml:space="preserve">the probability notes prove the same split with one more term,</w:t>
+        <w:t xml:space="preserve">Prediction.</w:t>
+      </w:r>
+      <w:r>
+        <w:t xml:space="preserve"> </w:t>
+      </w:r>
+      <w:r>
+        <w:t xml:space="preserve">The target is a new outcome, which is itself random.</w:t>
+      </w:r>
+      <w:r>
+        <w:t xml:space="preserve"> </w:t>
+      </w:r>
+      <w:r>
+        <w:t xml:space="preserve">The probability notes prove that</w:t>
+      </w:r>
+      <w:r>
+        <w:t xml:space="preserve"> </w:t>
+      </w:r>
+      <w:hyperlink r:id="rId84">
+        <w:r>
+          <w:rPr>
+            <w:rStyle w:val="Hyperlink"/>
+          </w:rPr>
+          <w:t xml:space="preserve">expected squared prediction error</w:t>
+        </w:r>
+      </w:hyperlink>
+      <w:r>
+        <w:t xml:space="preserve"> </w:t>
+      </w:r>
+      <w:r>
+        <w:t xml:space="preserve">equals squared bias plus variance plus the noise variance,</w:t>
       </w:r>
       <w:r>
         <w:t xml:space="preserve"> </w:t>
@@ -17158,7 +17235,7 @@
       <w:r>
         <w:t xml:space="preserve"> </w:t>
       </w:r>
-      <w:hyperlink r:id="rId84">
+      <w:hyperlink r:id="rId85">
         <w:r>
           <w:rPr>
             <w:rStyle w:val="Hyperlink"/>
@@ -17170,31 +17247,20 @@
         <w:t xml:space="preserve"> </w:t>
       </w:r>
       <w:r>
-        <w:t xml:space="preserve">from the noise in that outcome:</w:t>
-      </w:r>
-      <w:r>
-        <w:t xml:space="preserve"> </w:t>
-      </w:r>
-      <w:hyperlink r:id="rId85">
-        <w:r>
-          <w:rPr>
-            <w:rStyle w:val="Hyperlink"/>
-          </w:rPr>
-          <w:t xml:space="preserve">expected squared prediction error</w:t>
-        </w:r>
-      </w:hyperlink>
-      <w:r>
-        <w:t xml:space="preserve"> </w:t>
-      </w:r>
-      <w:r>
-        <w:t xml:space="preserve">equals squared bias plus variance plus the noise variance.</w:t>
+        <w:t xml:space="preserve">of that outcome.</w:t>
+      </w:r>
+      <w:r>
+        <w:t xml:space="preserve"> </w:t>
+      </w:r>
+      <w:r>
+        <w:t xml:space="preserve">No choice of prediction can remove the extra term.</w:t>
       </w:r>
     </w:p>
     <w:bookmarkEnd w:id="86"/>
     <w:bookmarkStart w:id="88" w:name="exm-mse-sample-mean"/>
     <w:p>
       <w:pPr>
-        <w:pStyle w:val="BodyText"/>
+        <w:pStyle w:val="FirstParagraph"/>
       </w:pPr>
       <w:r>
         <w:rPr>
@@ -19833,7 +19899,7 @@
         <w:pStyle w:val="Compact"/>
         <w:numPr>
           <w:ilvl w:val="0"/>
-          <w:numId w:val="1002"/>
+          <w:numId w:val="1003"/>
         </w:numPr>
       </w:pPr>
       <w:r>
@@ -19997,7 +20063,7 @@
         <w:pStyle w:val="Compact"/>
         <w:numPr>
           <w:ilvl w:val="0"/>
-          <w:numId w:val="1002"/>
+          <w:numId w:val="1003"/>
         </w:numPr>
       </w:pPr>
       <w:r>
@@ -32446,6 +32512,9 @@
     <w:abstractNumId w:val="991"/>
   </w:num>
   <w:num w:numId="1002">
+    <w:abstractNumId w:val="991"/>
+  </w:num>
+  <w:num w:numId="1003">
     <w:abstractNumId w:val="991"/>
   </w:num>
 </w:numbering>

--- a/pr-preview/pr-162/estimation-handout.docx
+++ b/pr-preview/pr-162/estimation-handout.docx
@@ -15,7 +15,7 @@
         <w:pStyle w:val="Date"/>
       </w:pPr>
       <w:r>
-        <w:t xml:space="preserve">Last modified: 2026-10-14 14:05:35 (PDT)</w:t>
+        <w:t xml:space="preserve">Last modified: 2026-10-14 18:06:19 (PDT)</w:t>
       </w:r>
     </w:p>
     <w:bookmarkStart w:id="14" w:name="scientific-models"/>
@@ -17207,7 +17207,7 @@
         <w:t xml:space="preserve"> </w:t>
       </w:r>
       <w:r>
-        <w:t xml:space="preserve">The probability notes prove that</w:t>
+        <w:t xml:space="preserve">The model validation notes prove that</w:t>
       </w:r>
       <w:r>
         <w:t xml:space="preserve"> </w:t>
